--- a/app/templates/docx/ticket_2up_compact.docx
+++ b/app/templates/docx/ticket_2up_compact.docx
@@ -94,16 +94,44 @@
       </w:tblPr>
       <w:tblGrid>
         <w:gridCol w:w="935"/>
-        <w:gridCol w:w="5802"/>
-        <w:gridCol w:w="1428"/>
-        <w:gridCol w:w="934"/>
-        <w:gridCol w:w="1673"/>
+        <w:gridCol w:w="4600"/>
+        <w:gridCol w:w="1850"/>
+        <w:gridCol w:w="1100"/>
+        <w:gridCol w:w="2287"/>
       </w:tblGrid>
       <w:tr>
         <w:trPr/>
         <w:tc>
           <w:tcPr>
             <w:tcW w:w="935" w:type="dxa"/>
+            <w:tcBorders>
+              <w:top w:val="single" w:sz="6" w:space="0" w:color="000000"/>
+              <w:left w:val="single" w:sz="6" w:space="0" w:color="000000"/>
+              <w:bottom w:val="single" w:sz="6" w:space="0" w:color="000000"/>
+              <w:right w:val="single" w:sz="6" w:space="0" w:color="000000"/>
+            </w:tcBorders>
+            <w:noWrap/>
+          </w:tcPr>
+          <w:p>
+            <w:pPr>
+              <w:pStyle w:val="Normal"/>
+              <w:spacing w:lineRule="auto" w:line="218" w:before="0" w:after="0"/>
+              <w:jc w:val="center"/>
+              <w:rPr/>
+            </w:pPr>
+            <w:r>
+              <w:rPr>
+                <w:b/>
+                <w:sz w:val="18"/>
+                <w:szCs w:val="18"/>
+              </w:rPr>
+              <w:t>Код</w:t>
+            </w:r>
+          </w:p>
+        </w:tc>
+        <w:tc>
+          <w:tcPr>
+            <w:tcW w:w="4600" w:type="dxa"/>
             <w:tcBorders>
               <w:top w:val="single" w:sz="6" w:space="0" w:color="000000"/>
               <w:left w:val="single" w:sz="6" w:space="0" w:color="000000"/>
@@ -121,21 +149,23 @@
             <w:r>
               <w:rPr>
                 <w:b/>
-                <w:sz w:val="15"/>
+                <w:sz w:val="18"/>
+                <w:szCs w:val="18"/>
               </w:rPr>
-              <w:t>Код</w:t>
+              <w:t>Наименование услуги</w:t>
             </w:r>
           </w:p>
         </w:tc>
         <w:tc>
           <w:tcPr>
-            <w:tcW w:w="5802" w:type="dxa"/>
+            <w:tcW w:w="1850" w:type="dxa"/>
             <w:tcBorders>
               <w:top w:val="single" w:sz="6" w:space="0" w:color="000000"/>
               <w:left w:val="single" w:sz="6" w:space="0" w:color="000000"/>
               <w:bottom w:val="single" w:sz="6" w:space="0" w:color="000000"/>
               <w:right w:val="single" w:sz="6" w:space="0" w:color="000000"/>
             </w:tcBorders>
+            <w:noWrap/>
           </w:tcPr>
           <w:p>
             <w:pPr>
@@ -147,21 +177,25 @@
             <w:r>
               <w:rPr>
                 <w:b/>
-                <w:sz w:val="15"/>
+                <w:sz w:val="18"/>
+                <w:szCs w:val="18"/>
               </w:rPr>
-              <w:t>Наименование услуги</w:t>
+              <w:t>Цена за 1</w:t>
+              <w:br/>
+              <w:t>(руб.)</w:t>
             </w:r>
           </w:p>
         </w:tc>
         <w:tc>
           <w:tcPr>
-            <w:tcW w:w="1428" w:type="dxa"/>
+            <w:tcW w:w="1100" w:type="dxa"/>
             <w:tcBorders>
               <w:top w:val="single" w:sz="6" w:space="0" w:color="000000"/>
               <w:left w:val="single" w:sz="6" w:space="0" w:color="000000"/>
               <w:bottom w:val="single" w:sz="6" w:space="0" w:color="000000"/>
               <w:right w:val="single" w:sz="6" w:space="0" w:color="000000"/>
             </w:tcBorders>
+            <w:noWrap/>
           </w:tcPr>
           <w:p>
             <w:pPr>
@@ -173,23 +207,23 @@
             <w:r>
               <w:rPr>
                 <w:b/>
-                <w:sz w:val="15"/>
+                <w:sz w:val="18"/>
+                <w:szCs w:val="18"/>
               </w:rPr>
-              <w:t>Цена за 1</w:t>
-              <w:br/>
-              <w:t>(руб.)</w:t>
+              <w:t>Кол-во</w:t>
             </w:r>
           </w:p>
         </w:tc>
         <w:tc>
           <w:tcPr>
-            <w:tcW w:w="934" w:type="dxa"/>
+            <w:tcW w:w="2287" w:type="dxa"/>
             <w:tcBorders>
               <w:top w:val="single" w:sz="6" w:space="0" w:color="000000"/>
               <w:left w:val="single" w:sz="6" w:space="0" w:color="000000"/>
               <w:bottom w:val="single" w:sz="6" w:space="0" w:color="000000"/>
               <w:right w:val="single" w:sz="6" w:space="0" w:color="000000"/>
             </w:tcBorders>
+            <w:noWrap/>
           </w:tcPr>
           <w:p>
             <w:pPr>
@@ -201,33 +235,8 @@
             <w:r>
               <w:rPr>
                 <w:b/>
-                <w:sz w:val="15"/>
-              </w:rPr>
-              <w:t>Кол-во</w:t>
-            </w:r>
-          </w:p>
-        </w:tc>
-        <w:tc>
-          <w:tcPr>
-            <w:tcW w:w="1673" w:type="dxa"/>
-            <w:tcBorders>
-              <w:top w:val="single" w:sz="6" w:space="0" w:color="000000"/>
-              <w:left w:val="single" w:sz="6" w:space="0" w:color="000000"/>
-              <w:bottom w:val="single" w:sz="6" w:space="0" w:color="000000"/>
-              <w:right w:val="single" w:sz="6" w:space="0" w:color="000000"/>
-            </w:tcBorders>
-          </w:tcPr>
-          <w:p>
-            <w:pPr>
-              <w:pStyle w:val="Normal"/>
-              <w:spacing w:lineRule="auto" w:line="218" w:before="0" w:after="0"/>
-              <w:jc w:val="center"/>
-              <w:rPr/>
-            </w:pPr>
-            <w:r>
-              <w:rPr>
-                <w:b/>
-                <w:sz w:val="15"/>
+                <w:sz w:val="18"/>
+                <w:szCs w:val="18"/>
               </w:rPr>
               <w:t>Итого</w:t>
               <w:br/>
@@ -247,6 +256,7 @@
               <w:bottom w:val="single" w:sz="6" w:space="0" w:color="000000"/>
               <w:right w:val="single" w:sz="6" w:space="0" w:color="000000"/>
             </w:tcBorders>
+            <w:noWrap/>
           </w:tcPr>
           <w:p>
             <w:pPr>
@@ -258,6 +268,7 @@
             <w:r>
               <w:rPr>
                 <w:sz w:val="18"/>
+                <w:szCs w:val="18"/>
               </w:rPr>
               <w:t>{{ s1_code }}</w:t>
             </w:r>
@@ -265,7 +276,7 @@
         </w:tc>
         <w:tc>
           <w:tcPr>
-            <w:tcW w:w="5802" w:type="dxa"/>
+            <w:tcW w:w="4600" w:type="dxa"/>
             <w:tcBorders>
               <w:top w:val="single" w:sz="6" w:space="0" w:color="000000"/>
               <w:left w:val="single" w:sz="6" w:space="0" w:color="000000"/>
@@ -283,6 +294,7 @@
             <w:r>
               <w:rPr>
                 <w:sz w:val="18"/>
+                <w:szCs w:val="18"/>
               </w:rPr>
               <w:t>{{ s1_name }}</w:t>
             </w:r>
@@ -290,13 +302,14 @@
         </w:tc>
         <w:tc>
           <w:tcPr>
-            <w:tcW w:w="1428" w:type="dxa"/>
+            <w:tcW w:w="1850" w:type="dxa"/>
             <w:tcBorders>
               <w:top w:val="single" w:sz="6" w:space="0" w:color="000000"/>
               <w:left w:val="single" w:sz="6" w:space="0" w:color="000000"/>
               <w:bottom w:val="single" w:sz="6" w:space="0" w:color="000000"/>
               <w:right w:val="single" w:sz="6" w:space="0" w:color="000000"/>
             </w:tcBorders>
+            <w:noWrap/>
           </w:tcPr>
           <w:p>
             <w:pPr>
@@ -308,6 +321,7 @@
             <w:r>
               <w:rPr>
                 <w:sz w:val="18"/>
+                <w:szCs w:val="18"/>
               </w:rPr>
               <w:t>{{ s1_unit_price }}</w:t>
             </w:r>
@@ -315,13 +329,14 @@
         </w:tc>
         <w:tc>
           <w:tcPr>
-            <w:tcW w:w="934" w:type="dxa"/>
+            <w:tcW w:w="1100" w:type="dxa"/>
             <w:tcBorders>
               <w:top w:val="single" w:sz="6" w:space="0" w:color="000000"/>
               <w:left w:val="single" w:sz="6" w:space="0" w:color="000000"/>
               <w:bottom w:val="single" w:sz="6" w:space="0" w:color="000000"/>
               <w:right w:val="single" w:sz="6" w:space="0" w:color="000000"/>
             </w:tcBorders>
+            <w:noWrap/>
           </w:tcPr>
           <w:p>
             <w:pPr>
@@ -333,6 +348,7 @@
             <w:r>
               <w:rPr>
                 <w:sz w:val="18"/>
+                <w:szCs w:val="18"/>
               </w:rPr>
               <w:t>{{ s1_count }}</w:t>
             </w:r>
@@ -340,13 +356,14 @@
         </w:tc>
         <w:tc>
           <w:tcPr>
-            <w:tcW w:w="1673" w:type="dxa"/>
+            <w:tcW w:w="2287" w:type="dxa"/>
             <w:tcBorders>
               <w:top w:val="single" w:sz="6" w:space="0" w:color="000000"/>
               <w:left w:val="single" w:sz="6" w:space="0" w:color="000000"/>
               <w:bottom w:val="single" w:sz="6" w:space="0" w:color="000000"/>
               <w:right w:val="single" w:sz="6" w:space="0" w:color="000000"/>
             </w:tcBorders>
+            <w:noWrap/>
           </w:tcPr>
           <w:p>
             <w:pPr>
@@ -358,6 +375,7 @@
             <w:r>
               <w:rPr>
                 <w:sz w:val="18"/>
+                <w:szCs w:val="18"/>
               </w:rPr>
               <w:t>{{ s1_total }}</w:t>
             </w:r>
@@ -375,6 +393,7 @@
               <w:bottom w:val="single" w:sz="6" w:space="0" w:color="000000"/>
               <w:right w:val="single" w:sz="6" w:space="0" w:color="000000"/>
             </w:tcBorders>
+            <w:noWrap/>
           </w:tcPr>
           <w:p>
             <w:pPr>
@@ -386,6 +405,7 @@
             <w:r>
               <w:rPr>
                 <w:sz w:val="18"/>
+                <w:szCs w:val="18"/>
               </w:rPr>
               <w:t>{{ s2_code }}</w:t>
             </w:r>
@@ -393,7 +413,7 @@
         </w:tc>
         <w:tc>
           <w:tcPr>
-            <w:tcW w:w="5802" w:type="dxa"/>
+            <w:tcW w:w="4600" w:type="dxa"/>
             <w:tcBorders>
               <w:top w:val="single" w:sz="6" w:space="0" w:color="000000"/>
               <w:left w:val="single" w:sz="6" w:space="0" w:color="000000"/>
@@ -411,6 +431,7 @@
             <w:r>
               <w:rPr>
                 <w:sz w:val="18"/>
+                <w:szCs w:val="18"/>
               </w:rPr>
               <w:t>{{ s2_name }}</w:t>
             </w:r>
@@ -418,13 +439,14 @@
         </w:tc>
         <w:tc>
           <w:tcPr>
-            <w:tcW w:w="1428" w:type="dxa"/>
+            <w:tcW w:w="1850" w:type="dxa"/>
             <w:tcBorders>
               <w:top w:val="single" w:sz="6" w:space="0" w:color="000000"/>
               <w:left w:val="single" w:sz="6" w:space="0" w:color="000000"/>
               <w:bottom w:val="single" w:sz="6" w:space="0" w:color="000000"/>
               <w:right w:val="single" w:sz="6" w:space="0" w:color="000000"/>
             </w:tcBorders>
+            <w:noWrap/>
           </w:tcPr>
           <w:p>
             <w:pPr>
@@ -436,6 +458,7 @@
             <w:r>
               <w:rPr>
                 <w:sz w:val="18"/>
+                <w:szCs w:val="18"/>
               </w:rPr>
               <w:t>{{ s2_unit_price }}</w:t>
             </w:r>
@@ -443,13 +466,14 @@
         </w:tc>
         <w:tc>
           <w:tcPr>
-            <w:tcW w:w="934" w:type="dxa"/>
+            <w:tcW w:w="1100" w:type="dxa"/>
             <w:tcBorders>
               <w:top w:val="single" w:sz="6" w:space="0" w:color="000000"/>
               <w:left w:val="single" w:sz="6" w:space="0" w:color="000000"/>
               <w:bottom w:val="single" w:sz="6" w:space="0" w:color="000000"/>
               <w:right w:val="single" w:sz="6" w:space="0" w:color="000000"/>
             </w:tcBorders>
+            <w:noWrap/>
           </w:tcPr>
           <w:p>
             <w:pPr>
@@ -461,6 +485,7 @@
             <w:r>
               <w:rPr>
                 <w:sz w:val="18"/>
+                <w:szCs w:val="18"/>
               </w:rPr>
               <w:t>{{ s2_count }}</w:t>
             </w:r>
@@ -468,13 +493,14 @@
         </w:tc>
         <w:tc>
           <w:tcPr>
-            <w:tcW w:w="1673" w:type="dxa"/>
+            <w:tcW w:w="2287" w:type="dxa"/>
             <w:tcBorders>
               <w:top w:val="single" w:sz="6" w:space="0" w:color="000000"/>
               <w:left w:val="single" w:sz="6" w:space="0" w:color="000000"/>
               <w:bottom w:val="single" w:sz="6" w:space="0" w:color="000000"/>
               <w:right w:val="single" w:sz="6" w:space="0" w:color="000000"/>
             </w:tcBorders>
+            <w:noWrap/>
           </w:tcPr>
           <w:p>
             <w:pPr>
@@ -486,6 +512,7 @@
             <w:r>
               <w:rPr>
                 <w:sz w:val="18"/>
+                <w:szCs w:val="18"/>
               </w:rPr>
               <w:t>{{ s2_total }}</w:t>
             </w:r>
@@ -503,6 +530,7 @@
               <w:bottom w:val="single" w:sz="6" w:space="0" w:color="000000"/>
               <w:right w:val="single" w:sz="6" w:space="0" w:color="000000"/>
             </w:tcBorders>
+            <w:noWrap/>
           </w:tcPr>
           <w:p>
             <w:pPr>
@@ -514,6 +542,7 @@
             <w:r>
               <w:rPr>
                 <w:sz w:val="18"/>
+                <w:szCs w:val="18"/>
               </w:rPr>
               <w:t>{{ s3_code }}</w:t>
             </w:r>
@@ -521,7 +550,7 @@
         </w:tc>
         <w:tc>
           <w:tcPr>
-            <w:tcW w:w="5802" w:type="dxa"/>
+            <w:tcW w:w="4600" w:type="dxa"/>
             <w:tcBorders>
               <w:top w:val="single" w:sz="6" w:space="0" w:color="000000"/>
               <w:left w:val="single" w:sz="6" w:space="0" w:color="000000"/>
@@ -539,6 +568,7 @@
             <w:r>
               <w:rPr>
                 <w:sz w:val="18"/>
+                <w:szCs w:val="18"/>
               </w:rPr>
               <w:t>{{ s3_name }}</w:t>
             </w:r>
@@ -546,13 +576,14 @@
         </w:tc>
         <w:tc>
           <w:tcPr>
-            <w:tcW w:w="1428" w:type="dxa"/>
+            <w:tcW w:w="1850" w:type="dxa"/>
             <w:tcBorders>
               <w:top w:val="single" w:sz="6" w:space="0" w:color="000000"/>
               <w:left w:val="single" w:sz="6" w:space="0" w:color="000000"/>
               <w:bottom w:val="single" w:sz="6" w:space="0" w:color="000000"/>
               <w:right w:val="single" w:sz="6" w:space="0" w:color="000000"/>
             </w:tcBorders>
+            <w:noWrap/>
           </w:tcPr>
           <w:p>
             <w:pPr>
@@ -564,6 +595,7 @@
             <w:r>
               <w:rPr>
                 <w:sz w:val="18"/>
+                <w:szCs w:val="18"/>
               </w:rPr>
               <w:t>{{ s3_unit_price }}</w:t>
             </w:r>
@@ -571,13 +603,14 @@
         </w:tc>
         <w:tc>
           <w:tcPr>
-            <w:tcW w:w="934" w:type="dxa"/>
+            <w:tcW w:w="1100" w:type="dxa"/>
             <w:tcBorders>
               <w:top w:val="single" w:sz="6" w:space="0" w:color="000000"/>
               <w:left w:val="single" w:sz="6" w:space="0" w:color="000000"/>
               <w:bottom w:val="single" w:sz="6" w:space="0" w:color="000000"/>
               <w:right w:val="single" w:sz="6" w:space="0" w:color="000000"/>
             </w:tcBorders>
+            <w:noWrap/>
           </w:tcPr>
           <w:p>
             <w:pPr>
@@ -589,6 +622,7 @@
             <w:r>
               <w:rPr>
                 <w:sz w:val="18"/>
+                <w:szCs w:val="18"/>
               </w:rPr>
               <w:t>{{ s3_count }}</w:t>
             </w:r>
@@ -596,13 +630,14 @@
         </w:tc>
         <w:tc>
           <w:tcPr>
-            <w:tcW w:w="1673" w:type="dxa"/>
+            <w:tcW w:w="2287" w:type="dxa"/>
             <w:tcBorders>
               <w:top w:val="single" w:sz="6" w:space="0" w:color="000000"/>
               <w:left w:val="single" w:sz="6" w:space="0" w:color="000000"/>
               <w:bottom w:val="single" w:sz="6" w:space="0" w:color="000000"/>
               <w:right w:val="single" w:sz="6" w:space="0" w:color="000000"/>
             </w:tcBorders>
+            <w:noWrap/>
           </w:tcPr>
           <w:p>
             <w:pPr>
@@ -614,6 +649,7 @@
             <w:r>
               <w:rPr>
                 <w:sz w:val="18"/>
+                <w:szCs w:val="18"/>
               </w:rPr>
               <w:t>{{ s3_total }}</w:t>
             </w:r>
@@ -631,6 +667,7 @@
               <w:bottom w:val="single" w:sz="6" w:space="0" w:color="000000"/>
               <w:right w:val="single" w:sz="6" w:space="0" w:color="000000"/>
             </w:tcBorders>
+            <w:noWrap/>
           </w:tcPr>
           <w:p>
             <w:pPr>
@@ -642,6 +679,7 @@
             <w:r>
               <w:rPr>
                 <w:sz w:val="18"/>
+                <w:szCs w:val="18"/>
               </w:rPr>
               <w:t>{{ s4_code }}</w:t>
             </w:r>
@@ -649,7 +687,7 @@
         </w:tc>
         <w:tc>
           <w:tcPr>
-            <w:tcW w:w="5802" w:type="dxa"/>
+            <w:tcW w:w="4600" w:type="dxa"/>
             <w:tcBorders>
               <w:top w:val="single" w:sz="6" w:space="0" w:color="000000"/>
               <w:left w:val="single" w:sz="6" w:space="0" w:color="000000"/>
@@ -667,6 +705,7 @@
             <w:r>
               <w:rPr>
                 <w:sz w:val="18"/>
+                <w:szCs w:val="18"/>
               </w:rPr>
               <w:t>{{ s4_name }}</w:t>
             </w:r>
@@ -674,13 +713,14 @@
         </w:tc>
         <w:tc>
           <w:tcPr>
-            <w:tcW w:w="1428" w:type="dxa"/>
+            <w:tcW w:w="1850" w:type="dxa"/>
             <w:tcBorders>
               <w:top w:val="single" w:sz="6" w:space="0" w:color="000000"/>
               <w:left w:val="single" w:sz="6" w:space="0" w:color="000000"/>
               <w:bottom w:val="single" w:sz="6" w:space="0" w:color="000000"/>
               <w:right w:val="single" w:sz="6" w:space="0" w:color="000000"/>
             </w:tcBorders>
+            <w:noWrap/>
           </w:tcPr>
           <w:p>
             <w:pPr>
@@ -692,6 +732,7 @@
             <w:r>
               <w:rPr>
                 <w:sz w:val="18"/>
+                <w:szCs w:val="18"/>
               </w:rPr>
               <w:t>{{ s4_unit_price }}</w:t>
             </w:r>
@@ -699,13 +740,14 @@
         </w:tc>
         <w:tc>
           <w:tcPr>
-            <w:tcW w:w="934" w:type="dxa"/>
+            <w:tcW w:w="1100" w:type="dxa"/>
             <w:tcBorders>
               <w:top w:val="single" w:sz="6" w:space="0" w:color="000000"/>
               <w:left w:val="single" w:sz="6" w:space="0" w:color="000000"/>
               <w:bottom w:val="single" w:sz="6" w:space="0" w:color="000000"/>
               <w:right w:val="single" w:sz="6" w:space="0" w:color="000000"/>
             </w:tcBorders>
+            <w:noWrap/>
           </w:tcPr>
           <w:p>
             <w:pPr>
@@ -717,6 +759,7 @@
             <w:r>
               <w:rPr>
                 <w:sz w:val="18"/>
+                <w:szCs w:val="18"/>
               </w:rPr>
               <w:t>{{ s4_count }}</w:t>
             </w:r>
@@ -724,13 +767,14 @@
         </w:tc>
         <w:tc>
           <w:tcPr>
-            <w:tcW w:w="1673" w:type="dxa"/>
+            <w:tcW w:w="2287" w:type="dxa"/>
             <w:tcBorders>
               <w:top w:val="single" w:sz="6" w:space="0" w:color="000000"/>
               <w:left w:val="single" w:sz="6" w:space="0" w:color="000000"/>
               <w:bottom w:val="single" w:sz="6" w:space="0" w:color="000000"/>
               <w:right w:val="single" w:sz="6" w:space="0" w:color="000000"/>
             </w:tcBorders>
+            <w:noWrap/>
           </w:tcPr>
           <w:p>
             <w:pPr>
@@ -742,6 +786,7 @@
             <w:r>
               <w:rPr>
                 <w:sz w:val="18"/>
+                <w:szCs w:val="18"/>
               </w:rPr>
               <w:t>{{ s4_total }}</w:t>
             </w:r>
@@ -759,6 +804,7 @@
               <w:bottom w:val="single" w:sz="6" w:space="0" w:color="000000"/>
               <w:right w:val="single" w:sz="6" w:space="0" w:color="000000"/>
             </w:tcBorders>
+            <w:noWrap/>
           </w:tcPr>
           <w:p>
             <w:pPr>
@@ -770,6 +816,7 @@
             <w:r>
               <w:rPr>
                 <w:sz w:val="18"/>
+                <w:szCs w:val="18"/>
               </w:rPr>
               <w:t>{{ s5_code }}</w:t>
             </w:r>
@@ -777,7 +824,7 @@
         </w:tc>
         <w:tc>
           <w:tcPr>
-            <w:tcW w:w="5802" w:type="dxa"/>
+            <w:tcW w:w="4600" w:type="dxa"/>
             <w:tcBorders>
               <w:top w:val="single" w:sz="6" w:space="0" w:color="000000"/>
               <w:left w:val="single" w:sz="6" w:space="0" w:color="000000"/>
@@ -795,6 +842,7 @@
             <w:r>
               <w:rPr>
                 <w:sz w:val="18"/>
+                <w:szCs w:val="18"/>
               </w:rPr>
               <w:t>{{ s5_name }}</w:t>
             </w:r>
@@ -802,13 +850,14 @@
         </w:tc>
         <w:tc>
           <w:tcPr>
-            <w:tcW w:w="1428" w:type="dxa"/>
+            <w:tcW w:w="1850" w:type="dxa"/>
             <w:tcBorders>
               <w:top w:val="single" w:sz="6" w:space="0" w:color="000000"/>
               <w:left w:val="single" w:sz="6" w:space="0" w:color="000000"/>
               <w:bottom w:val="single" w:sz="6" w:space="0" w:color="000000"/>
               <w:right w:val="single" w:sz="6" w:space="0" w:color="000000"/>
             </w:tcBorders>
+            <w:noWrap/>
           </w:tcPr>
           <w:p>
             <w:pPr>
@@ -820,6 +869,7 @@
             <w:r>
               <w:rPr>
                 <w:sz w:val="18"/>
+                <w:szCs w:val="18"/>
               </w:rPr>
               <w:t>{{ s5_unit_price }}</w:t>
             </w:r>
@@ -827,13 +877,14 @@
         </w:tc>
         <w:tc>
           <w:tcPr>
-            <w:tcW w:w="934" w:type="dxa"/>
+            <w:tcW w:w="1100" w:type="dxa"/>
             <w:tcBorders>
               <w:top w:val="single" w:sz="6" w:space="0" w:color="000000"/>
               <w:left w:val="single" w:sz="6" w:space="0" w:color="000000"/>
               <w:bottom w:val="single" w:sz="6" w:space="0" w:color="000000"/>
               <w:right w:val="single" w:sz="6" w:space="0" w:color="000000"/>
             </w:tcBorders>
+            <w:noWrap/>
           </w:tcPr>
           <w:p>
             <w:pPr>
@@ -845,6 +896,7 @@
             <w:r>
               <w:rPr>
                 <w:sz w:val="18"/>
+                <w:szCs w:val="18"/>
               </w:rPr>
               <w:t>{{ s5_count }}</w:t>
             </w:r>
@@ -852,13 +904,14 @@
         </w:tc>
         <w:tc>
           <w:tcPr>
-            <w:tcW w:w="1673" w:type="dxa"/>
+            <w:tcW w:w="2287" w:type="dxa"/>
             <w:tcBorders>
               <w:top w:val="single" w:sz="6" w:space="0" w:color="000000"/>
               <w:left w:val="single" w:sz="6" w:space="0" w:color="000000"/>
               <w:bottom w:val="single" w:sz="6" w:space="0" w:color="000000"/>
               <w:right w:val="single" w:sz="6" w:space="0" w:color="000000"/>
             </w:tcBorders>
+            <w:noWrap/>
           </w:tcPr>
           <w:p>
             <w:pPr>
@@ -870,6 +923,7 @@
             <w:r>
               <w:rPr>
                 <w:sz w:val="18"/>
+                <w:szCs w:val="18"/>
               </w:rPr>
               <w:t>{{ s5_total }}</w:t>
             </w:r>
@@ -887,6 +941,7 @@
               <w:bottom w:val="single" w:sz="6" w:space="0" w:color="000000"/>
               <w:right w:val="single" w:sz="6" w:space="0" w:color="000000"/>
             </w:tcBorders>
+            <w:noWrap/>
           </w:tcPr>
           <w:p>
             <w:pPr>
@@ -898,6 +953,7 @@
             <w:r>
               <w:rPr>
                 <w:sz w:val="18"/>
+                <w:szCs w:val="18"/>
               </w:rPr>
               <w:t>{{ s6_code }}</w:t>
             </w:r>
@@ -905,7 +961,7 @@
         </w:tc>
         <w:tc>
           <w:tcPr>
-            <w:tcW w:w="5802" w:type="dxa"/>
+            <w:tcW w:w="4600" w:type="dxa"/>
             <w:tcBorders>
               <w:top w:val="single" w:sz="6" w:space="0" w:color="000000"/>
               <w:left w:val="single" w:sz="6" w:space="0" w:color="000000"/>
@@ -923,6 +979,7 @@
             <w:r>
               <w:rPr>
                 <w:sz w:val="18"/>
+                <w:szCs w:val="18"/>
               </w:rPr>
               <w:t>{{ s6_name }}</w:t>
             </w:r>
@@ -930,13 +987,14 @@
         </w:tc>
         <w:tc>
           <w:tcPr>
-            <w:tcW w:w="1428" w:type="dxa"/>
+            <w:tcW w:w="1850" w:type="dxa"/>
             <w:tcBorders>
               <w:top w:val="single" w:sz="6" w:space="0" w:color="000000"/>
               <w:left w:val="single" w:sz="6" w:space="0" w:color="000000"/>
               <w:bottom w:val="single" w:sz="6" w:space="0" w:color="000000"/>
               <w:right w:val="single" w:sz="6" w:space="0" w:color="000000"/>
             </w:tcBorders>
+            <w:noWrap/>
           </w:tcPr>
           <w:p>
             <w:pPr>
@@ -948,6 +1006,7 @@
             <w:r>
               <w:rPr>
                 <w:sz w:val="18"/>
+                <w:szCs w:val="18"/>
               </w:rPr>
               <w:t>{{ s6_unit_price }}</w:t>
             </w:r>
@@ -955,13 +1014,14 @@
         </w:tc>
         <w:tc>
           <w:tcPr>
-            <w:tcW w:w="934" w:type="dxa"/>
+            <w:tcW w:w="1100" w:type="dxa"/>
             <w:tcBorders>
               <w:top w:val="single" w:sz="6" w:space="0" w:color="000000"/>
               <w:left w:val="single" w:sz="6" w:space="0" w:color="000000"/>
               <w:bottom w:val="single" w:sz="6" w:space="0" w:color="000000"/>
               <w:right w:val="single" w:sz="6" w:space="0" w:color="000000"/>
             </w:tcBorders>
+            <w:noWrap/>
           </w:tcPr>
           <w:p>
             <w:pPr>
@@ -973,6 +1033,7 @@
             <w:r>
               <w:rPr>
                 <w:sz w:val="18"/>
+                <w:szCs w:val="18"/>
               </w:rPr>
               <w:t>{{ s6_count }}</w:t>
             </w:r>
@@ -980,13 +1041,14 @@
         </w:tc>
         <w:tc>
           <w:tcPr>
-            <w:tcW w:w="1673" w:type="dxa"/>
+            <w:tcW w:w="2287" w:type="dxa"/>
             <w:tcBorders>
               <w:top w:val="single" w:sz="6" w:space="0" w:color="000000"/>
               <w:left w:val="single" w:sz="6" w:space="0" w:color="000000"/>
               <w:bottom w:val="single" w:sz="6" w:space="0" w:color="000000"/>
               <w:right w:val="single" w:sz="6" w:space="0" w:color="000000"/>
             </w:tcBorders>
+            <w:noWrap/>
           </w:tcPr>
           <w:p>
             <w:pPr>
@@ -998,6 +1060,7 @@
             <w:r>
               <w:rPr>
                 <w:sz w:val="18"/>
+                <w:szCs w:val="18"/>
               </w:rPr>
               <w:t>{{ s6_total }}</w:t>
             </w:r>
@@ -1015,6 +1078,7 @@
               <w:bottom w:val="single" w:sz="6" w:space="0" w:color="000000"/>
               <w:right w:val="single" w:sz="6" w:space="0" w:color="000000"/>
             </w:tcBorders>
+            <w:noWrap/>
           </w:tcPr>
           <w:p>
             <w:pPr>
@@ -1026,6 +1090,7 @@
             <w:r>
               <w:rPr>
                 <w:sz w:val="18"/>
+                <w:szCs w:val="18"/>
               </w:rPr>
               <w:t>{{ s7_code }}</w:t>
             </w:r>
@@ -1033,7 +1098,7 @@
         </w:tc>
         <w:tc>
           <w:tcPr>
-            <w:tcW w:w="5802" w:type="dxa"/>
+            <w:tcW w:w="4600" w:type="dxa"/>
             <w:tcBorders>
               <w:top w:val="single" w:sz="6" w:space="0" w:color="000000"/>
               <w:left w:val="single" w:sz="6" w:space="0" w:color="000000"/>
@@ -1051,6 +1116,7 @@
             <w:r>
               <w:rPr>
                 <w:sz w:val="18"/>
+                <w:szCs w:val="18"/>
               </w:rPr>
               <w:t>{{ s7_name }}</w:t>
             </w:r>
@@ -1058,13 +1124,14 @@
         </w:tc>
         <w:tc>
           <w:tcPr>
-            <w:tcW w:w="1428" w:type="dxa"/>
+            <w:tcW w:w="1850" w:type="dxa"/>
             <w:tcBorders>
               <w:top w:val="single" w:sz="6" w:space="0" w:color="000000"/>
               <w:left w:val="single" w:sz="6" w:space="0" w:color="000000"/>
               <w:bottom w:val="single" w:sz="6" w:space="0" w:color="000000"/>
               <w:right w:val="single" w:sz="6" w:space="0" w:color="000000"/>
             </w:tcBorders>
+            <w:noWrap/>
           </w:tcPr>
           <w:p>
             <w:pPr>
@@ -1076,6 +1143,7 @@
             <w:r>
               <w:rPr>
                 <w:sz w:val="18"/>
+                <w:szCs w:val="18"/>
               </w:rPr>
               <w:t>{{ s7_unit_price }}</w:t>
             </w:r>
@@ -1083,13 +1151,14 @@
         </w:tc>
         <w:tc>
           <w:tcPr>
-            <w:tcW w:w="934" w:type="dxa"/>
+            <w:tcW w:w="1100" w:type="dxa"/>
             <w:tcBorders>
               <w:top w:val="single" w:sz="6" w:space="0" w:color="000000"/>
               <w:left w:val="single" w:sz="6" w:space="0" w:color="000000"/>
               <w:bottom w:val="single" w:sz="6" w:space="0" w:color="000000"/>
               <w:right w:val="single" w:sz="6" w:space="0" w:color="000000"/>
             </w:tcBorders>
+            <w:noWrap/>
           </w:tcPr>
           <w:p>
             <w:pPr>
@@ -1101,6 +1170,7 @@
             <w:r>
               <w:rPr>
                 <w:sz w:val="18"/>
+                <w:szCs w:val="18"/>
               </w:rPr>
               <w:t>{{ s7_count }}</w:t>
             </w:r>
@@ -1108,13 +1178,14 @@
         </w:tc>
         <w:tc>
           <w:tcPr>
-            <w:tcW w:w="1673" w:type="dxa"/>
+            <w:tcW w:w="2287" w:type="dxa"/>
             <w:tcBorders>
               <w:top w:val="single" w:sz="6" w:space="0" w:color="000000"/>
               <w:left w:val="single" w:sz="6" w:space="0" w:color="000000"/>
               <w:bottom w:val="single" w:sz="6" w:space="0" w:color="000000"/>
               <w:right w:val="single" w:sz="6" w:space="0" w:color="000000"/>
             </w:tcBorders>
+            <w:noWrap/>
           </w:tcPr>
           <w:p>
             <w:pPr>
@@ -1126,6 +1197,7 @@
             <w:r>
               <w:rPr>
                 <w:sz w:val="18"/>
+                <w:szCs w:val="18"/>
               </w:rPr>
               <w:t>{{ s7_total }}</w:t>
             </w:r>
@@ -1143,6 +1215,7 @@
               <w:bottom w:val="single" w:sz="6" w:space="0" w:color="000000"/>
               <w:right w:val="single" w:sz="6" w:space="0" w:color="000000"/>
             </w:tcBorders>
+            <w:noWrap/>
           </w:tcPr>
           <w:p>
             <w:pPr>
@@ -1154,6 +1227,7 @@
             <w:r>
               <w:rPr>
                 <w:sz w:val="18"/>
+                <w:szCs w:val="18"/>
               </w:rPr>
               <w:t>{{ s8_code }}</w:t>
             </w:r>
@@ -1161,7 +1235,7 @@
         </w:tc>
         <w:tc>
           <w:tcPr>
-            <w:tcW w:w="5802" w:type="dxa"/>
+            <w:tcW w:w="4600" w:type="dxa"/>
             <w:tcBorders>
               <w:top w:val="single" w:sz="6" w:space="0" w:color="000000"/>
               <w:left w:val="single" w:sz="6" w:space="0" w:color="000000"/>
@@ -1179,6 +1253,7 @@
             <w:r>
               <w:rPr>
                 <w:sz w:val="18"/>
+                <w:szCs w:val="18"/>
               </w:rPr>
               <w:t>{{ s8_name }}</w:t>
             </w:r>
@@ -1186,13 +1261,14 @@
         </w:tc>
         <w:tc>
           <w:tcPr>
-            <w:tcW w:w="1428" w:type="dxa"/>
+            <w:tcW w:w="1850" w:type="dxa"/>
             <w:tcBorders>
               <w:top w:val="single" w:sz="6" w:space="0" w:color="000000"/>
               <w:left w:val="single" w:sz="6" w:space="0" w:color="000000"/>
               <w:bottom w:val="single" w:sz="6" w:space="0" w:color="000000"/>
               <w:right w:val="single" w:sz="6" w:space="0" w:color="000000"/>
             </w:tcBorders>
+            <w:noWrap/>
           </w:tcPr>
           <w:p>
             <w:pPr>
@@ -1204,6 +1280,7 @@
             <w:r>
               <w:rPr>
                 <w:sz w:val="18"/>
+                <w:szCs w:val="18"/>
               </w:rPr>
               <w:t>{{ s8_unit_price }}</w:t>
             </w:r>
@@ -1211,13 +1288,14 @@
         </w:tc>
         <w:tc>
           <w:tcPr>
-            <w:tcW w:w="934" w:type="dxa"/>
+            <w:tcW w:w="1100" w:type="dxa"/>
             <w:tcBorders>
               <w:top w:val="single" w:sz="6" w:space="0" w:color="000000"/>
               <w:left w:val="single" w:sz="6" w:space="0" w:color="000000"/>
               <w:bottom w:val="single" w:sz="6" w:space="0" w:color="000000"/>
               <w:right w:val="single" w:sz="6" w:space="0" w:color="000000"/>
             </w:tcBorders>
+            <w:noWrap/>
           </w:tcPr>
           <w:p>
             <w:pPr>
@@ -1229,6 +1307,7 @@
             <w:r>
               <w:rPr>
                 <w:sz w:val="18"/>
+                <w:szCs w:val="18"/>
               </w:rPr>
               <w:t>{{ s8_count }}</w:t>
             </w:r>
@@ -1236,13 +1315,14 @@
         </w:tc>
         <w:tc>
           <w:tcPr>
-            <w:tcW w:w="1673" w:type="dxa"/>
+            <w:tcW w:w="2287" w:type="dxa"/>
             <w:tcBorders>
               <w:top w:val="single" w:sz="6" w:space="0" w:color="000000"/>
               <w:left w:val="single" w:sz="6" w:space="0" w:color="000000"/>
               <w:bottom w:val="single" w:sz="6" w:space="0" w:color="000000"/>
               <w:right w:val="single" w:sz="6" w:space="0" w:color="000000"/>
             </w:tcBorders>
+            <w:noWrap/>
           </w:tcPr>
           <w:p>
             <w:pPr>
@@ -1254,6 +1334,7 @@
             <w:r>
               <w:rPr>
                 <w:sz w:val="18"/>
+                <w:szCs w:val="18"/>
               </w:rPr>
               <w:t>{{ s8_total }}</w:t>
             </w:r>
@@ -1511,16 +1592,44 @@
       </w:tblPr>
       <w:tblGrid>
         <w:gridCol w:w="935"/>
-        <w:gridCol w:w="5802"/>
-        <w:gridCol w:w="1428"/>
-        <w:gridCol w:w="934"/>
-        <w:gridCol w:w="1673"/>
+        <w:gridCol w:w="4600"/>
+        <w:gridCol w:w="1850"/>
+        <w:gridCol w:w="1100"/>
+        <w:gridCol w:w="2287"/>
       </w:tblGrid>
       <w:tr>
         <w:trPr/>
         <w:tc>
           <w:tcPr>
             <w:tcW w:w="935" w:type="dxa"/>
+            <w:tcBorders>
+              <w:top w:val="single" w:sz="6" w:space="0" w:color="000000"/>
+              <w:left w:val="single" w:sz="6" w:space="0" w:color="000000"/>
+              <w:bottom w:val="single" w:sz="6" w:space="0" w:color="000000"/>
+              <w:right w:val="single" w:sz="6" w:space="0" w:color="000000"/>
+            </w:tcBorders>
+            <w:noWrap/>
+          </w:tcPr>
+          <w:p>
+            <w:pPr>
+              <w:pStyle w:val="Normal"/>
+              <w:spacing w:lineRule="auto" w:line="218" w:before="0" w:after="0"/>
+              <w:jc w:val="center"/>
+              <w:rPr/>
+            </w:pPr>
+            <w:r>
+              <w:rPr>
+                <w:b/>
+                <w:sz w:val="18"/>
+                <w:szCs w:val="18"/>
+              </w:rPr>
+              <w:t>Код</w:t>
+            </w:r>
+          </w:p>
+        </w:tc>
+        <w:tc>
+          <w:tcPr>
+            <w:tcW w:w="4600" w:type="dxa"/>
             <w:tcBorders>
               <w:top w:val="single" w:sz="6" w:space="0" w:color="000000"/>
               <w:left w:val="single" w:sz="6" w:space="0" w:color="000000"/>
@@ -1538,21 +1647,23 @@
             <w:r>
               <w:rPr>
                 <w:b/>
-                <w:sz w:val="15"/>
+                <w:sz w:val="18"/>
+                <w:szCs w:val="18"/>
               </w:rPr>
-              <w:t>Код</w:t>
+              <w:t>Наименование услуги</w:t>
             </w:r>
           </w:p>
         </w:tc>
         <w:tc>
           <w:tcPr>
-            <w:tcW w:w="5802" w:type="dxa"/>
+            <w:tcW w:w="1850" w:type="dxa"/>
             <w:tcBorders>
               <w:top w:val="single" w:sz="6" w:space="0" w:color="000000"/>
               <w:left w:val="single" w:sz="6" w:space="0" w:color="000000"/>
               <w:bottom w:val="single" w:sz="6" w:space="0" w:color="000000"/>
               <w:right w:val="single" w:sz="6" w:space="0" w:color="000000"/>
             </w:tcBorders>
+            <w:noWrap/>
           </w:tcPr>
           <w:p>
             <w:pPr>
@@ -1564,21 +1675,25 @@
             <w:r>
               <w:rPr>
                 <w:b/>
-                <w:sz w:val="15"/>
+                <w:sz w:val="18"/>
+                <w:szCs w:val="18"/>
               </w:rPr>
-              <w:t>Наименование услуги</w:t>
+              <w:t>Цена за 1</w:t>
+              <w:br/>
+              <w:t>(руб.)</w:t>
             </w:r>
           </w:p>
         </w:tc>
         <w:tc>
           <w:tcPr>
-            <w:tcW w:w="1428" w:type="dxa"/>
+            <w:tcW w:w="1100" w:type="dxa"/>
             <w:tcBorders>
               <w:top w:val="single" w:sz="6" w:space="0" w:color="000000"/>
               <w:left w:val="single" w:sz="6" w:space="0" w:color="000000"/>
               <w:bottom w:val="single" w:sz="6" w:space="0" w:color="000000"/>
               <w:right w:val="single" w:sz="6" w:space="0" w:color="000000"/>
             </w:tcBorders>
+            <w:noWrap/>
           </w:tcPr>
           <w:p>
             <w:pPr>
@@ -1590,23 +1705,23 @@
             <w:r>
               <w:rPr>
                 <w:b/>
-                <w:sz w:val="15"/>
+                <w:sz w:val="18"/>
+                <w:szCs w:val="18"/>
               </w:rPr>
-              <w:t>Цена за 1</w:t>
-              <w:br/>
-              <w:t>(руб.)</w:t>
+              <w:t>Кол-во</w:t>
             </w:r>
           </w:p>
         </w:tc>
         <w:tc>
           <w:tcPr>
-            <w:tcW w:w="934" w:type="dxa"/>
+            <w:tcW w:w="2287" w:type="dxa"/>
             <w:tcBorders>
               <w:top w:val="single" w:sz="6" w:space="0" w:color="000000"/>
               <w:left w:val="single" w:sz="6" w:space="0" w:color="000000"/>
               <w:bottom w:val="single" w:sz="6" w:space="0" w:color="000000"/>
               <w:right w:val="single" w:sz="6" w:space="0" w:color="000000"/>
             </w:tcBorders>
+            <w:noWrap/>
           </w:tcPr>
           <w:p>
             <w:pPr>
@@ -1618,33 +1733,8 @@
             <w:r>
               <w:rPr>
                 <w:b/>
-                <w:sz w:val="15"/>
-              </w:rPr>
-              <w:t>Кол-во</w:t>
-            </w:r>
-          </w:p>
-        </w:tc>
-        <w:tc>
-          <w:tcPr>
-            <w:tcW w:w="1673" w:type="dxa"/>
-            <w:tcBorders>
-              <w:top w:val="single" w:sz="6" w:space="0" w:color="000000"/>
-              <w:left w:val="single" w:sz="6" w:space="0" w:color="000000"/>
-              <w:bottom w:val="single" w:sz="6" w:space="0" w:color="000000"/>
-              <w:right w:val="single" w:sz="6" w:space="0" w:color="000000"/>
-            </w:tcBorders>
-          </w:tcPr>
-          <w:p>
-            <w:pPr>
-              <w:pStyle w:val="Normal"/>
-              <w:spacing w:lineRule="auto" w:line="218" w:before="0" w:after="0"/>
-              <w:jc w:val="center"/>
-              <w:rPr/>
-            </w:pPr>
-            <w:r>
-              <w:rPr>
-                <w:b/>
-                <w:sz w:val="15"/>
+                <w:sz w:val="18"/>
+                <w:szCs w:val="18"/>
               </w:rPr>
               <w:t>Итого</w:t>
               <w:br/>
@@ -1664,6 +1754,7 @@
               <w:bottom w:val="single" w:sz="6" w:space="0" w:color="000000"/>
               <w:right w:val="single" w:sz="6" w:space="0" w:color="000000"/>
             </w:tcBorders>
+            <w:noWrap/>
           </w:tcPr>
           <w:p>
             <w:pPr>
@@ -1675,6 +1766,7 @@
             <w:r>
               <w:rPr>
                 <w:sz w:val="18"/>
+                <w:szCs w:val="18"/>
               </w:rPr>
               <w:t>{{ s1_code }}</w:t>
             </w:r>
@@ -1682,7 +1774,7 @@
         </w:tc>
         <w:tc>
           <w:tcPr>
-            <w:tcW w:w="5802" w:type="dxa"/>
+            <w:tcW w:w="4600" w:type="dxa"/>
             <w:tcBorders>
               <w:top w:val="single" w:sz="6" w:space="0" w:color="000000"/>
               <w:left w:val="single" w:sz="6" w:space="0" w:color="000000"/>
@@ -1700,6 +1792,7 @@
             <w:r>
               <w:rPr>
                 <w:sz w:val="18"/>
+                <w:szCs w:val="18"/>
               </w:rPr>
               <w:t>{{ s1_name }}</w:t>
             </w:r>
@@ -1707,13 +1800,14 @@
         </w:tc>
         <w:tc>
           <w:tcPr>
-            <w:tcW w:w="1428" w:type="dxa"/>
+            <w:tcW w:w="1850" w:type="dxa"/>
             <w:tcBorders>
               <w:top w:val="single" w:sz="6" w:space="0" w:color="000000"/>
               <w:left w:val="single" w:sz="6" w:space="0" w:color="000000"/>
               <w:bottom w:val="single" w:sz="6" w:space="0" w:color="000000"/>
               <w:right w:val="single" w:sz="6" w:space="0" w:color="000000"/>
             </w:tcBorders>
+            <w:noWrap/>
           </w:tcPr>
           <w:p>
             <w:pPr>
@@ -1725,6 +1819,7 @@
             <w:r>
               <w:rPr>
                 <w:sz w:val="18"/>
+                <w:szCs w:val="18"/>
               </w:rPr>
               <w:t>{{ s1_unit_price }}</w:t>
             </w:r>
@@ -1732,13 +1827,14 @@
         </w:tc>
         <w:tc>
           <w:tcPr>
-            <w:tcW w:w="934" w:type="dxa"/>
+            <w:tcW w:w="1100" w:type="dxa"/>
             <w:tcBorders>
               <w:top w:val="single" w:sz="6" w:space="0" w:color="000000"/>
               <w:left w:val="single" w:sz="6" w:space="0" w:color="000000"/>
               <w:bottom w:val="single" w:sz="6" w:space="0" w:color="000000"/>
               <w:right w:val="single" w:sz="6" w:space="0" w:color="000000"/>
             </w:tcBorders>
+            <w:noWrap/>
           </w:tcPr>
           <w:p>
             <w:pPr>
@@ -1750,6 +1846,7 @@
             <w:r>
               <w:rPr>
                 <w:sz w:val="18"/>
+                <w:szCs w:val="18"/>
               </w:rPr>
               <w:t>{{ s1_count }}</w:t>
             </w:r>
@@ -1757,13 +1854,14 @@
         </w:tc>
         <w:tc>
           <w:tcPr>
-            <w:tcW w:w="1673" w:type="dxa"/>
+            <w:tcW w:w="2287" w:type="dxa"/>
             <w:tcBorders>
               <w:top w:val="single" w:sz="6" w:space="0" w:color="000000"/>
               <w:left w:val="single" w:sz="6" w:space="0" w:color="000000"/>
               <w:bottom w:val="single" w:sz="6" w:space="0" w:color="000000"/>
               <w:right w:val="single" w:sz="6" w:space="0" w:color="000000"/>
             </w:tcBorders>
+            <w:noWrap/>
           </w:tcPr>
           <w:p>
             <w:pPr>
@@ -1775,6 +1873,7 @@
             <w:r>
               <w:rPr>
                 <w:sz w:val="18"/>
+                <w:szCs w:val="18"/>
               </w:rPr>
               <w:t>{{ s1_total }}</w:t>
             </w:r>
@@ -1792,6 +1891,7 @@
               <w:bottom w:val="single" w:sz="6" w:space="0" w:color="000000"/>
               <w:right w:val="single" w:sz="6" w:space="0" w:color="000000"/>
             </w:tcBorders>
+            <w:noWrap/>
           </w:tcPr>
           <w:p>
             <w:pPr>
@@ -1803,6 +1903,7 @@
             <w:r>
               <w:rPr>
                 <w:sz w:val="18"/>
+                <w:szCs w:val="18"/>
               </w:rPr>
               <w:t>{{ s2_code }}</w:t>
             </w:r>
@@ -1810,7 +1911,7 @@
         </w:tc>
         <w:tc>
           <w:tcPr>
-            <w:tcW w:w="5802" w:type="dxa"/>
+            <w:tcW w:w="4600" w:type="dxa"/>
             <w:tcBorders>
               <w:top w:val="single" w:sz="6" w:space="0" w:color="000000"/>
               <w:left w:val="single" w:sz="6" w:space="0" w:color="000000"/>
@@ -1828,6 +1929,7 @@
             <w:r>
               <w:rPr>
                 <w:sz w:val="18"/>
+                <w:szCs w:val="18"/>
               </w:rPr>
               <w:t>{{ s2_name }}</w:t>
             </w:r>
@@ -1835,13 +1937,14 @@
         </w:tc>
         <w:tc>
           <w:tcPr>
-            <w:tcW w:w="1428" w:type="dxa"/>
+            <w:tcW w:w="1850" w:type="dxa"/>
             <w:tcBorders>
               <w:top w:val="single" w:sz="6" w:space="0" w:color="000000"/>
               <w:left w:val="single" w:sz="6" w:space="0" w:color="000000"/>
               <w:bottom w:val="single" w:sz="6" w:space="0" w:color="000000"/>
               <w:right w:val="single" w:sz="6" w:space="0" w:color="000000"/>
             </w:tcBorders>
+            <w:noWrap/>
           </w:tcPr>
           <w:p>
             <w:pPr>
@@ -1853,6 +1956,7 @@
             <w:r>
               <w:rPr>
                 <w:sz w:val="18"/>
+                <w:szCs w:val="18"/>
               </w:rPr>
               <w:t>{{ s2_unit_price }}</w:t>
             </w:r>
@@ -1860,13 +1964,14 @@
         </w:tc>
         <w:tc>
           <w:tcPr>
-            <w:tcW w:w="934" w:type="dxa"/>
+            <w:tcW w:w="1100" w:type="dxa"/>
             <w:tcBorders>
               <w:top w:val="single" w:sz="6" w:space="0" w:color="000000"/>
               <w:left w:val="single" w:sz="6" w:space="0" w:color="000000"/>
               <w:bottom w:val="single" w:sz="6" w:space="0" w:color="000000"/>
               <w:right w:val="single" w:sz="6" w:space="0" w:color="000000"/>
             </w:tcBorders>
+            <w:noWrap/>
           </w:tcPr>
           <w:p>
             <w:pPr>
@@ -1878,6 +1983,7 @@
             <w:r>
               <w:rPr>
                 <w:sz w:val="18"/>
+                <w:szCs w:val="18"/>
               </w:rPr>
               <w:t>{{ s2_count }}</w:t>
             </w:r>
@@ -1885,13 +1991,14 @@
         </w:tc>
         <w:tc>
           <w:tcPr>
-            <w:tcW w:w="1673" w:type="dxa"/>
+            <w:tcW w:w="2287" w:type="dxa"/>
             <w:tcBorders>
               <w:top w:val="single" w:sz="6" w:space="0" w:color="000000"/>
               <w:left w:val="single" w:sz="6" w:space="0" w:color="000000"/>
               <w:bottom w:val="single" w:sz="6" w:space="0" w:color="000000"/>
               <w:right w:val="single" w:sz="6" w:space="0" w:color="000000"/>
             </w:tcBorders>
+            <w:noWrap/>
           </w:tcPr>
           <w:p>
             <w:pPr>
@@ -1903,6 +2010,7 @@
             <w:r>
               <w:rPr>
                 <w:sz w:val="18"/>
+                <w:szCs w:val="18"/>
               </w:rPr>
               <w:t>{{ s2_total }}</w:t>
             </w:r>
@@ -1920,6 +2028,7 @@
               <w:bottom w:val="single" w:sz="6" w:space="0" w:color="000000"/>
               <w:right w:val="single" w:sz="6" w:space="0" w:color="000000"/>
             </w:tcBorders>
+            <w:noWrap/>
           </w:tcPr>
           <w:p>
             <w:pPr>
@@ -1931,6 +2040,7 @@
             <w:r>
               <w:rPr>
                 <w:sz w:val="18"/>
+                <w:szCs w:val="18"/>
               </w:rPr>
               <w:t>{{ s3_code }}</w:t>
             </w:r>
@@ -1938,7 +2048,7 @@
         </w:tc>
         <w:tc>
           <w:tcPr>
-            <w:tcW w:w="5802" w:type="dxa"/>
+            <w:tcW w:w="4600" w:type="dxa"/>
             <w:tcBorders>
               <w:top w:val="single" w:sz="6" w:space="0" w:color="000000"/>
               <w:left w:val="single" w:sz="6" w:space="0" w:color="000000"/>
@@ -1956,6 +2066,7 @@
             <w:r>
               <w:rPr>
                 <w:sz w:val="18"/>
+                <w:szCs w:val="18"/>
               </w:rPr>
               <w:t>{{ s3_name }}</w:t>
             </w:r>
@@ -1963,13 +2074,14 @@
         </w:tc>
         <w:tc>
           <w:tcPr>
-            <w:tcW w:w="1428" w:type="dxa"/>
+            <w:tcW w:w="1850" w:type="dxa"/>
             <w:tcBorders>
               <w:top w:val="single" w:sz="6" w:space="0" w:color="000000"/>
               <w:left w:val="single" w:sz="6" w:space="0" w:color="000000"/>
               <w:bottom w:val="single" w:sz="6" w:space="0" w:color="000000"/>
               <w:right w:val="single" w:sz="6" w:space="0" w:color="000000"/>
             </w:tcBorders>
+            <w:noWrap/>
           </w:tcPr>
           <w:p>
             <w:pPr>
@@ -1981,6 +2093,7 @@
             <w:r>
               <w:rPr>
                 <w:sz w:val="18"/>
+                <w:szCs w:val="18"/>
               </w:rPr>
               <w:t>{{ s3_unit_price }}</w:t>
             </w:r>
@@ -1988,13 +2101,14 @@
         </w:tc>
         <w:tc>
           <w:tcPr>
-            <w:tcW w:w="934" w:type="dxa"/>
+            <w:tcW w:w="1100" w:type="dxa"/>
             <w:tcBorders>
               <w:top w:val="single" w:sz="6" w:space="0" w:color="000000"/>
               <w:left w:val="single" w:sz="6" w:space="0" w:color="000000"/>
               <w:bottom w:val="single" w:sz="6" w:space="0" w:color="000000"/>
               <w:right w:val="single" w:sz="6" w:space="0" w:color="000000"/>
             </w:tcBorders>
+            <w:noWrap/>
           </w:tcPr>
           <w:p>
             <w:pPr>
@@ -2006,6 +2120,7 @@
             <w:r>
               <w:rPr>
                 <w:sz w:val="18"/>
+                <w:szCs w:val="18"/>
               </w:rPr>
               <w:t>{{ s3_count }}</w:t>
             </w:r>
@@ -2013,13 +2128,14 @@
         </w:tc>
         <w:tc>
           <w:tcPr>
-            <w:tcW w:w="1673" w:type="dxa"/>
+            <w:tcW w:w="2287" w:type="dxa"/>
             <w:tcBorders>
               <w:top w:val="single" w:sz="6" w:space="0" w:color="000000"/>
               <w:left w:val="single" w:sz="6" w:space="0" w:color="000000"/>
               <w:bottom w:val="single" w:sz="6" w:space="0" w:color="000000"/>
               <w:right w:val="single" w:sz="6" w:space="0" w:color="000000"/>
             </w:tcBorders>
+            <w:noWrap/>
           </w:tcPr>
           <w:p>
             <w:pPr>
@@ -2031,6 +2147,7 @@
             <w:r>
               <w:rPr>
                 <w:sz w:val="18"/>
+                <w:szCs w:val="18"/>
               </w:rPr>
               <w:t>{{ s3_total }}</w:t>
             </w:r>
@@ -2048,6 +2165,7 @@
               <w:bottom w:val="single" w:sz="6" w:space="0" w:color="000000"/>
               <w:right w:val="single" w:sz="6" w:space="0" w:color="000000"/>
             </w:tcBorders>
+            <w:noWrap/>
           </w:tcPr>
           <w:p>
             <w:pPr>
@@ -2059,6 +2177,7 @@
             <w:r>
               <w:rPr>
                 <w:sz w:val="18"/>
+                <w:szCs w:val="18"/>
               </w:rPr>
               <w:t>{{ s4_code }}</w:t>
             </w:r>
@@ -2066,7 +2185,7 @@
         </w:tc>
         <w:tc>
           <w:tcPr>
-            <w:tcW w:w="5802" w:type="dxa"/>
+            <w:tcW w:w="4600" w:type="dxa"/>
             <w:tcBorders>
               <w:top w:val="single" w:sz="6" w:space="0" w:color="000000"/>
               <w:left w:val="single" w:sz="6" w:space="0" w:color="000000"/>
@@ -2084,6 +2203,7 @@
             <w:r>
               <w:rPr>
                 <w:sz w:val="18"/>
+                <w:szCs w:val="18"/>
               </w:rPr>
               <w:t>{{ s4_name }}</w:t>
             </w:r>
@@ -2091,13 +2211,14 @@
         </w:tc>
         <w:tc>
           <w:tcPr>
-            <w:tcW w:w="1428" w:type="dxa"/>
+            <w:tcW w:w="1850" w:type="dxa"/>
             <w:tcBorders>
               <w:top w:val="single" w:sz="6" w:space="0" w:color="000000"/>
               <w:left w:val="single" w:sz="6" w:space="0" w:color="000000"/>
               <w:bottom w:val="single" w:sz="6" w:space="0" w:color="000000"/>
               <w:right w:val="single" w:sz="6" w:space="0" w:color="000000"/>
             </w:tcBorders>
+            <w:noWrap/>
           </w:tcPr>
           <w:p>
             <w:pPr>
@@ -2109,6 +2230,7 @@
             <w:r>
               <w:rPr>
                 <w:sz w:val="18"/>
+                <w:szCs w:val="18"/>
               </w:rPr>
               <w:t>{{ s4_unit_price }}</w:t>
             </w:r>
@@ -2116,13 +2238,14 @@
         </w:tc>
         <w:tc>
           <w:tcPr>
-            <w:tcW w:w="934" w:type="dxa"/>
+            <w:tcW w:w="1100" w:type="dxa"/>
             <w:tcBorders>
               <w:top w:val="single" w:sz="6" w:space="0" w:color="000000"/>
               <w:left w:val="single" w:sz="6" w:space="0" w:color="000000"/>
               <w:bottom w:val="single" w:sz="6" w:space="0" w:color="000000"/>
               <w:right w:val="single" w:sz="6" w:space="0" w:color="000000"/>
             </w:tcBorders>
+            <w:noWrap/>
           </w:tcPr>
           <w:p>
             <w:pPr>
@@ -2134,6 +2257,7 @@
             <w:r>
               <w:rPr>
                 <w:sz w:val="18"/>
+                <w:szCs w:val="18"/>
               </w:rPr>
               <w:t>{{ s4_count }}</w:t>
             </w:r>
@@ -2141,13 +2265,14 @@
         </w:tc>
         <w:tc>
           <w:tcPr>
-            <w:tcW w:w="1673" w:type="dxa"/>
+            <w:tcW w:w="2287" w:type="dxa"/>
             <w:tcBorders>
               <w:top w:val="single" w:sz="6" w:space="0" w:color="000000"/>
               <w:left w:val="single" w:sz="6" w:space="0" w:color="000000"/>
               <w:bottom w:val="single" w:sz="6" w:space="0" w:color="000000"/>
               <w:right w:val="single" w:sz="6" w:space="0" w:color="000000"/>
             </w:tcBorders>
+            <w:noWrap/>
           </w:tcPr>
           <w:p>
             <w:pPr>
@@ -2159,6 +2284,7 @@
             <w:r>
               <w:rPr>
                 <w:sz w:val="18"/>
+                <w:szCs w:val="18"/>
               </w:rPr>
               <w:t>{{ s4_total }}</w:t>
             </w:r>
@@ -2176,6 +2302,7 @@
               <w:bottom w:val="single" w:sz="6" w:space="0" w:color="000000"/>
               <w:right w:val="single" w:sz="6" w:space="0" w:color="000000"/>
             </w:tcBorders>
+            <w:noWrap/>
           </w:tcPr>
           <w:p>
             <w:pPr>
@@ -2187,6 +2314,7 @@
             <w:r>
               <w:rPr>
                 <w:sz w:val="18"/>
+                <w:szCs w:val="18"/>
               </w:rPr>
               <w:t>{{ s5_code }}</w:t>
             </w:r>
@@ -2194,7 +2322,7 @@
         </w:tc>
         <w:tc>
           <w:tcPr>
-            <w:tcW w:w="5802" w:type="dxa"/>
+            <w:tcW w:w="4600" w:type="dxa"/>
             <w:tcBorders>
               <w:top w:val="single" w:sz="6" w:space="0" w:color="000000"/>
               <w:left w:val="single" w:sz="6" w:space="0" w:color="000000"/>
@@ -2212,6 +2340,7 @@
             <w:r>
               <w:rPr>
                 <w:sz w:val="18"/>
+                <w:szCs w:val="18"/>
               </w:rPr>
               <w:t>{{ s5_name }}</w:t>
             </w:r>
@@ -2219,13 +2348,14 @@
         </w:tc>
         <w:tc>
           <w:tcPr>
-            <w:tcW w:w="1428" w:type="dxa"/>
+            <w:tcW w:w="1850" w:type="dxa"/>
             <w:tcBorders>
               <w:top w:val="single" w:sz="6" w:space="0" w:color="000000"/>
               <w:left w:val="single" w:sz="6" w:space="0" w:color="000000"/>
               <w:bottom w:val="single" w:sz="6" w:space="0" w:color="000000"/>
               <w:right w:val="single" w:sz="6" w:space="0" w:color="000000"/>
             </w:tcBorders>
+            <w:noWrap/>
           </w:tcPr>
           <w:p>
             <w:pPr>
@@ -2237,6 +2367,7 @@
             <w:r>
               <w:rPr>
                 <w:sz w:val="18"/>
+                <w:szCs w:val="18"/>
               </w:rPr>
               <w:t>{{ s5_unit_price }}</w:t>
             </w:r>
@@ -2244,13 +2375,14 @@
         </w:tc>
         <w:tc>
           <w:tcPr>
-            <w:tcW w:w="934" w:type="dxa"/>
+            <w:tcW w:w="1100" w:type="dxa"/>
             <w:tcBorders>
               <w:top w:val="single" w:sz="6" w:space="0" w:color="000000"/>
               <w:left w:val="single" w:sz="6" w:space="0" w:color="000000"/>
               <w:bottom w:val="single" w:sz="6" w:space="0" w:color="000000"/>
               <w:right w:val="single" w:sz="6" w:space="0" w:color="000000"/>
             </w:tcBorders>
+            <w:noWrap/>
           </w:tcPr>
           <w:p>
             <w:pPr>
@@ -2262,6 +2394,7 @@
             <w:r>
               <w:rPr>
                 <w:sz w:val="18"/>
+                <w:szCs w:val="18"/>
               </w:rPr>
               <w:t>{{ s5_count }}</w:t>
             </w:r>
@@ -2269,13 +2402,14 @@
         </w:tc>
         <w:tc>
           <w:tcPr>
-            <w:tcW w:w="1673" w:type="dxa"/>
+            <w:tcW w:w="2287" w:type="dxa"/>
             <w:tcBorders>
               <w:top w:val="single" w:sz="6" w:space="0" w:color="000000"/>
               <w:left w:val="single" w:sz="6" w:space="0" w:color="000000"/>
               <w:bottom w:val="single" w:sz="6" w:space="0" w:color="000000"/>
               <w:right w:val="single" w:sz="6" w:space="0" w:color="000000"/>
             </w:tcBorders>
+            <w:noWrap/>
           </w:tcPr>
           <w:p>
             <w:pPr>
@@ -2287,6 +2421,7 @@
             <w:r>
               <w:rPr>
                 <w:sz w:val="18"/>
+                <w:szCs w:val="18"/>
               </w:rPr>
               <w:t>{{ s5_total }}</w:t>
             </w:r>
@@ -2304,6 +2439,7 @@
               <w:bottom w:val="single" w:sz="6" w:space="0" w:color="000000"/>
               <w:right w:val="single" w:sz="6" w:space="0" w:color="000000"/>
             </w:tcBorders>
+            <w:noWrap/>
           </w:tcPr>
           <w:p>
             <w:pPr>
@@ -2315,6 +2451,7 @@
             <w:r>
               <w:rPr>
                 <w:sz w:val="18"/>
+                <w:szCs w:val="18"/>
               </w:rPr>
               <w:t>{{ s6_code }}</w:t>
             </w:r>
@@ -2322,7 +2459,7 @@
         </w:tc>
         <w:tc>
           <w:tcPr>
-            <w:tcW w:w="5802" w:type="dxa"/>
+            <w:tcW w:w="4600" w:type="dxa"/>
             <w:tcBorders>
               <w:top w:val="single" w:sz="6" w:space="0" w:color="000000"/>
               <w:left w:val="single" w:sz="6" w:space="0" w:color="000000"/>
@@ -2340,6 +2477,7 @@
             <w:r>
               <w:rPr>
                 <w:sz w:val="18"/>
+                <w:szCs w:val="18"/>
               </w:rPr>
               <w:t>{{ s6_name }}</w:t>
             </w:r>
@@ -2347,13 +2485,14 @@
         </w:tc>
         <w:tc>
           <w:tcPr>
-            <w:tcW w:w="1428" w:type="dxa"/>
+            <w:tcW w:w="1850" w:type="dxa"/>
             <w:tcBorders>
               <w:top w:val="single" w:sz="6" w:space="0" w:color="000000"/>
               <w:left w:val="single" w:sz="6" w:space="0" w:color="000000"/>
               <w:bottom w:val="single" w:sz="6" w:space="0" w:color="000000"/>
               <w:right w:val="single" w:sz="6" w:space="0" w:color="000000"/>
             </w:tcBorders>
+            <w:noWrap/>
           </w:tcPr>
           <w:p>
             <w:pPr>
@@ -2365,6 +2504,7 @@
             <w:r>
               <w:rPr>
                 <w:sz w:val="18"/>
+                <w:szCs w:val="18"/>
               </w:rPr>
               <w:t>{{ s6_unit_price }}</w:t>
             </w:r>
@@ -2372,13 +2512,14 @@
         </w:tc>
         <w:tc>
           <w:tcPr>
-            <w:tcW w:w="934" w:type="dxa"/>
+            <w:tcW w:w="1100" w:type="dxa"/>
             <w:tcBorders>
               <w:top w:val="single" w:sz="6" w:space="0" w:color="000000"/>
               <w:left w:val="single" w:sz="6" w:space="0" w:color="000000"/>
               <w:bottom w:val="single" w:sz="6" w:space="0" w:color="000000"/>
               <w:right w:val="single" w:sz="6" w:space="0" w:color="000000"/>
             </w:tcBorders>
+            <w:noWrap/>
           </w:tcPr>
           <w:p>
             <w:pPr>
@@ -2390,6 +2531,7 @@
             <w:r>
               <w:rPr>
                 <w:sz w:val="18"/>
+                <w:szCs w:val="18"/>
               </w:rPr>
               <w:t>{{ s6_count }}</w:t>
             </w:r>
@@ -2397,13 +2539,14 @@
         </w:tc>
         <w:tc>
           <w:tcPr>
-            <w:tcW w:w="1673" w:type="dxa"/>
+            <w:tcW w:w="2287" w:type="dxa"/>
             <w:tcBorders>
               <w:top w:val="single" w:sz="6" w:space="0" w:color="000000"/>
               <w:left w:val="single" w:sz="6" w:space="0" w:color="000000"/>
               <w:bottom w:val="single" w:sz="6" w:space="0" w:color="000000"/>
               <w:right w:val="single" w:sz="6" w:space="0" w:color="000000"/>
             </w:tcBorders>
+            <w:noWrap/>
           </w:tcPr>
           <w:p>
             <w:pPr>
@@ -2415,6 +2558,7 @@
             <w:r>
               <w:rPr>
                 <w:sz w:val="18"/>
+                <w:szCs w:val="18"/>
               </w:rPr>
               <w:t>{{ s6_total }}</w:t>
             </w:r>
@@ -2432,6 +2576,7 @@
               <w:bottom w:val="single" w:sz="6" w:space="0" w:color="000000"/>
               <w:right w:val="single" w:sz="6" w:space="0" w:color="000000"/>
             </w:tcBorders>
+            <w:noWrap/>
           </w:tcPr>
           <w:p>
             <w:pPr>
@@ -2443,6 +2588,7 @@
             <w:r>
               <w:rPr>
                 <w:sz w:val="18"/>
+                <w:szCs w:val="18"/>
               </w:rPr>
               <w:t>{{ s7_code }}</w:t>
             </w:r>
@@ -2450,7 +2596,7 @@
         </w:tc>
         <w:tc>
           <w:tcPr>
-            <w:tcW w:w="5802" w:type="dxa"/>
+            <w:tcW w:w="4600" w:type="dxa"/>
             <w:tcBorders>
               <w:top w:val="single" w:sz="6" w:space="0" w:color="000000"/>
               <w:left w:val="single" w:sz="6" w:space="0" w:color="000000"/>
@@ -2468,6 +2614,7 @@
             <w:r>
               <w:rPr>
                 <w:sz w:val="18"/>
+                <w:szCs w:val="18"/>
               </w:rPr>
               <w:t>{{ s7_name }}</w:t>
             </w:r>
@@ -2475,13 +2622,14 @@
         </w:tc>
         <w:tc>
           <w:tcPr>
-            <w:tcW w:w="1428" w:type="dxa"/>
+            <w:tcW w:w="1850" w:type="dxa"/>
             <w:tcBorders>
               <w:top w:val="single" w:sz="6" w:space="0" w:color="000000"/>
               <w:left w:val="single" w:sz="6" w:space="0" w:color="000000"/>
               <w:bottom w:val="single" w:sz="6" w:space="0" w:color="000000"/>
               <w:right w:val="single" w:sz="6" w:space="0" w:color="000000"/>
             </w:tcBorders>
+            <w:noWrap/>
           </w:tcPr>
           <w:p>
             <w:pPr>
@@ -2493,6 +2641,7 @@
             <w:r>
               <w:rPr>
                 <w:sz w:val="18"/>
+                <w:szCs w:val="18"/>
               </w:rPr>
               <w:t>{{ s7_unit_price }}</w:t>
             </w:r>
@@ -2500,13 +2649,14 @@
         </w:tc>
         <w:tc>
           <w:tcPr>
-            <w:tcW w:w="934" w:type="dxa"/>
+            <w:tcW w:w="1100" w:type="dxa"/>
             <w:tcBorders>
               <w:top w:val="single" w:sz="6" w:space="0" w:color="000000"/>
               <w:left w:val="single" w:sz="6" w:space="0" w:color="000000"/>
               <w:bottom w:val="single" w:sz="6" w:space="0" w:color="000000"/>
               <w:right w:val="single" w:sz="6" w:space="0" w:color="000000"/>
             </w:tcBorders>
+            <w:noWrap/>
           </w:tcPr>
           <w:p>
             <w:pPr>
@@ -2518,6 +2668,7 @@
             <w:r>
               <w:rPr>
                 <w:sz w:val="18"/>
+                <w:szCs w:val="18"/>
               </w:rPr>
               <w:t>{{ s7_count }}</w:t>
             </w:r>
@@ -2525,13 +2676,14 @@
         </w:tc>
         <w:tc>
           <w:tcPr>
-            <w:tcW w:w="1673" w:type="dxa"/>
+            <w:tcW w:w="2287" w:type="dxa"/>
             <w:tcBorders>
               <w:top w:val="single" w:sz="6" w:space="0" w:color="000000"/>
               <w:left w:val="single" w:sz="6" w:space="0" w:color="000000"/>
               <w:bottom w:val="single" w:sz="6" w:space="0" w:color="000000"/>
               <w:right w:val="single" w:sz="6" w:space="0" w:color="000000"/>
             </w:tcBorders>
+            <w:noWrap/>
           </w:tcPr>
           <w:p>
             <w:pPr>
@@ -2543,6 +2695,7 @@
             <w:r>
               <w:rPr>
                 <w:sz w:val="18"/>
+                <w:szCs w:val="18"/>
               </w:rPr>
               <w:t>{{ s7_total }}</w:t>
             </w:r>
@@ -2560,6 +2713,7 @@
               <w:bottom w:val="single" w:sz="6" w:space="0" w:color="000000"/>
               <w:right w:val="single" w:sz="6" w:space="0" w:color="000000"/>
             </w:tcBorders>
+            <w:noWrap/>
           </w:tcPr>
           <w:p>
             <w:pPr>
@@ -2571,6 +2725,7 @@
             <w:r>
               <w:rPr>
                 <w:sz w:val="18"/>
+                <w:szCs w:val="18"/>
               </w:rPr>
               <w:t>{{ s8_code }}</w:t>
             </w:r>
@@ -2578,7 +2733,7 @@
         </w:tc>
         <w:tc>
           <w:tcPr>
-            <w:tcW w:w="5802" w:type="dxa"/>
+            <w:tcW w:w="4600" w:type="dxa"/>
             <w:tcBorders>
               <w:top w:val="single" w:sz="6" w:space="0" w:color="000000"/>
               <w:left w:val="single" w:sz="6" w:space="0" w:color="000000"/>
@@ -2596,6 +2751,7 @@
             <w:r>
               <w:rPr>
                 <w:sz w:val="18"/>
+                <w:szCs w:val="18"/>
               </w:rPr>
               <w:t>{{ s8_name }}</w:t>
             </w:r>
@@ -2603,13 +2759,14 @@
         </w:tc>
         <w:tc>
           <w:tcPr>
-            <w:tcW w:w="1428" w:type="dxa"/>
+            <w:tcW w:w="1850" w:type="dxa"/>
             <w:tcBorders>
               <w:top w:val="single" w:sz="6" w:space="0" w:color="000000"/>
               <w:left w:val="single" w:sz="6" w:space="0" w:color="000000"/>
               <w:bottom w:val="single" w:sz="6" w:space="0" w:color="000000"/>
               <w:right w:val="single" w:sz="6" w:space="0" w:color="000000"/>
             </w:tcBorders>
+            <w:noWrap/>
           </w:tcPr>
           <w:p>
             <w:pPr>
@@ -2621,6 +2778,7 @@
             <w:r>
               <w:rPr>
                 <w:sz w:val="18"/>
+                <w:szCs w:val="18"/>
               </w:rPr>
               <w:t>{{ s8_unit_price }}</w:t>
             </w:r>
@@ -2628,13 +2786,14 @@
         </w:tc>
         <w:tc>
           <w:tcPr>
-            <w:tcW w:w="934" w:type="dxa"/>
+            <w:tcW w:w="1100" w:type="dxa"/>
             <w:tcBorders>
               <w:top w:val="single" w:sz="6" w:space="0" w:color="000000"/>
               <w:left w:val="single" w:sz="6" w:space="0" w:color="000000"/>
               <w:bottom w:val="single" w:sz="6" w:space="0" w:color="000000"/>
               <w:right w:val="single" w:sz="6" w:space="0" w:color="000000"/>
             </w:tcBorders>
+            <w:noWrap/>
           </w:tcPr>
           <w:p>
             <w:pPr>
@@ -2646,6 +2805,7 @@
             <w:r>
               <w:rPr>
                 <w:sz w:val="18"/>
+                <w:szCs w:val="18"/>
               </w:rPr>
               <w:t>{{ s8_count }}</w:t>
             </w:r>
@@ -2653,13 +2813,14 @@
         </w:tc>
         <w:tc>
           <w:tcPr>
-            <w:tcW w:w="1673" w:type="dxa"/>
+            <w:tcW w:w="2287" w:type="dxa"/>
             <w:tcBorders>
               <w:top w:val="single" w:sz="6" w:space="0" w:color="000000"/>
               <w:left w:val="single" w:sz="6" w:space="0" w:color="000000"/>
               <w:bottom w:val="single" w:sz="6" w:space="0" w:color="000000"/>
               <w:right w:val="single" w:sz="6" w:space="0" w:color="000000"/>
             </w:tcBorders>
+            <w:noWrap/>
           </w:tcPr>
           <w:p>
             <w:pPr>
@@ -2671,6 +2832,7 @@
             <w:r>
               <w:rPr>
                 <w:sz w:val="18"/>
+                <w:szCs w:val="18"/>
               </w:rPr>
               <w:t>{{ s8_total }}</w:t>
             </w:r>
